--- a/public/hec/template_invest.docx
+++ b/public/hec/template_invest.docx
@@ -2876,33 +2876,6 @@
           <w14:ligatures w14:val="none"/>
         </w:rPr>
         <w:t xml:space="preserve">[첨부1] 충전기 운영관리 서비스 약관</w:t>
-      </w:r>
-    </w:p>
-    <w:p>
-      <w:pPr>
-        <w:spacing w:after="0" w:line="384" w:lineRule="auto"/>
-        <w:ind w:firstLineChars="200" w:firstLine="400"/>
-        <w:jc w:val="both"/>
-        <w:textAlignment w:val="baseline"/>
-        <w:rPr>
-          <w:rFonts w:ascii="바탕" w:eastAsia="바탕" w:hAnsi="바탕" w:cs="굴림"/>
-          <w:color w:val="000000"/>
-          <w:kern w:val="0"/>
-          <w:sz w:val="20"/>
-          <w:szCs w:val="20"/>
-          <w14:ligatures w14:val="none"/>
-        </w:rPr>
-      </w:pPr>
-      <w:r>
-        <w:rPr>
-          <w:rFonts w:ascii="바탕" w:eastAsia="바탕" w:hAnsi="바탕" w:cs="굴림" w:hint="eastAsia"/>
-          <w:color w:val="000000"/>
-          <w:kern w:val="0"/>
-          <w:sz w:val="20"/>
-          <w:szCs w:val="20"/>
-          <w14:ligatures w14:val="none"/>
-        </w:rPr>
-        <w:t xml:space="preserve">[첨부2] 전기차 충전기 시운전 확인서</w:t>
       </w:r>
     </w:p>
     <w:bookmarkEnd w:id="2"/>
@@ -9517,1239 +9490,6 @@
           <w14:ligatures w14:val="none"/>
         </w:rPr>
       </w:pPr>
-    </w:p>
-    <w:p>
-      <w:pPr>
-        <w:widowControl/>
-        <w:wordWrap/>
-        <w:autoSpaceDE/>
-        <w:autoSpaceDN/>
-        <w:rPr>
-          <w:rFonts w:ascii="맑은 고딕" w:eastAsia="맑은 고딕" w:hAnsi="맑은 고딕" w:cs="Times New Roman"/>
-          <w:b/>
-          <w:bCs/>
-          <w:sz w:val="24"/>
-          <w:szCs w:val="28"/>
-          <w14:ligatures w14:val="none"/>
-        </w:rPr>
-      </w:pPr>
-      <w:bookmarkStart w:id="27" w:name="OLE_LINK26"/>
-      <w:r>
-        <w:rPr>
-          <w:rFonts w:ascii="맑은 고딕" w:eastAsia="맑은 고딕" w:hAnsi="맑은 고딕" w:cs="Times New Roman"/>
-          <w:b/>
-          <w:bCs/>
-          <w:sz w:val="24"/>
-          <w:szCs w:val="28"/>
-          <w14:ligatures w14:val="none"/>
-        </w:rPr>
-        <w:br w:type="page"/>
-      </w:r>
-    </w:p>
-    <w:p>
-      <w:pPr>
-        <w:spacing w:before="120" w:line="276" w:lineRule="auto"/>
-        <w:jc w:val="left"/>
-        <w:rPr>
-          <w:rFonts w:ascii="바탕" w:eastAsia="바탕" w:hAnsi="바탕"/>
-          <w:b/>
-          <w:color w:val="000000" w:themeColor="text1"/>
-          <w:sz w:val="24"/>
-          <w:szCs w:val="24"/>
-        </w:rPr>
-      </w:pPr>
-      <w:r>
-        <w:rPr>
-          <w:rFonts w:ascii="바탕" w:eastAsia="바탕" w:hAnsi="바탕" w:hint="eastAsia"/>
-          <w:b/>
-          <w:color w:val="000000" w:themeColor="text1"/>
-          <w:sz w:val="24"/>
-          <w:szCs w:val="24"/>
-        </w:rPr>
-        <w:lastRenderedPageBreak/>
-        <w:t xml:space="preserve">[첨부 </w:t>
-      </w:r>
-      <w:r>
-        <w:rPr>
-          <w:rFonts w:ascii="바탕" w:eastAsia="바탕" w:hAnsi="바탕" w:hint="eastAsia"/>
-          <w:b/>
-          <w:color w:val="000000" w:themeColor="text1"/>
-          <w:sz w:val="24"/>
-          <w:szCs w:val="24"/>
-        </w:rPr>
-        <w:t>2</w:t>
-      </w:r>
-      <w:r>
-        <w:rPr>
-          <w:rFonts w:ascii="바탕" w:eastAsia="바탕" w:hAnsi="바탕" w:hint="eastAsia"/>
-          <w:b/>
-          <w:color w:val="000000" w:themeColor="text1"/>
-          <w:sz w:val="24"/>
-          <w:szCs w:val="24"/>
-        </w:rPr>
-        <w:t>]</w:t>
-      </w:r>
-    </w:p>
-    <w:p>
-      <w:pPr>
-        <w:spacing w:after="160" w:line="300" w:lineRule="auto"/>
-        <w:jc w:val="center"/>
-        <w:rPr>
-          <w:b/>
-          <w:bCs/>
-          <w:sz w:val="44"/>
-          <w:szCs w:val="44"/>
-        </w:rPr>
-      </w:pPr>
-      <w:bookmarkStart w:id="27" w:name="OLE_LINK11"/>
-      <w:r>
-        <w:rPr>
-          <w:rFonts w:hint="eastAsia"/>
-          <w:b/>
-          <w:bCs/>
-          <w:sz w:val="44"/>
-          <w:szCs w:val="44"/>
-        </w:rPr>
-        <w:t>전기차 충전기 시운전 확인서</w:t>
-      </w:r>
-      <w:bookmarkEnd w:id="27"/>
-    </w:p>
-    <w:p>
-      <w:pPr>
-        <w:numPr>
-          <w:ilvl w:val="0"/>
-          <w:numId w:val="900"/>
-        </w:numPr>
-        <w:spacing w:line="300" w:lineRule="auto"/>
-        <w:contextualSpacing/>
-        <w:rPr>
-          <w:sz w:val="24"/>
-          <w:szCs w:val="28"/>
-        </w:rPr>
-      </w:pPr>
-      <w:proofErr w:type="spellStart"/>
-      <w:proofErr w:type="gramStart"/>
-      <w:r>
-        <w:rPr>
-          <w:rFonts w:hint="eastAsia"/>
-          <w:sz w:val="24"/>
-          <w:szCs w:val="28"/>
-        </w:rPr>
-        <w:t>현장명</w:t>
-      </w:r>
-      <w:proofErr w:type="spellEnd"/>
-      <w:r>
-        <w:rPr>
-          <w:rFonts w:hint="eastAsia"/>
-          <w:sz w:val="24"/>
-          <w:szCs w:val="28"/>
-        </w:rPr>
-        <w:t xml:space="preserve"> :</w:t>
-      </w:r>
-      <w:proofErr w:type="gramEnd"/>
-    </w:p>
-    <w:p>
-      <w:pPr>
-        <w:numPr>
-          <w:ilvl w:val="0"/>
-          <w:numId w:val="900"/>
-        </w:numPr>
-        <w:spacing w:line="300" w:lineRule="auto"/>
-        <w:contextualSpacing/>
-        <w:rPr>
-          <w:sz w:val="24"/>
-          <w:szCs w:val="28"/>
-        </w:rPr>
-      </w:pPr>
-      <w:proofErr w:type="gramStart"/>
-      <w:r>
-        <w:rPr>
-          <w:rFonts w:hint="eastAsia"/>
-          <w:sz w:val="24"/>
-          <w:szCs w:val="28"/>
-        </w:rPr>
-        <w:t>운영기관 :</w:t>
-      </w:r>
-      <w:proofErr w:type="gramEnd"/>
-      <w:r>
-        <w:rPr>
-          <w:rFonts w:hint="eastAsia"/>
-          <w:sz w:val="24"/>
-          <w:szCs w:val="28"/>
-        </w:rPr>
-        <w:t xml:space="preserve"> 현대엔지니어링</w:t>
-      </w:r>
-      <w:r>
-        <w:rPr>
-          <w:rFonts w:hint="eastAsia"/>
-          <w:sz w:val="24"/>
-          <w:szCs w:val="28"/>
-        </w:rPr>
-        <w:br/>
-        <w:t xml:space="preserve">- </w:t>
-      </w:r>
-      <w:r>
-        <w:rPr>
-          <w:rFonts w:hint="eastAsia"/>
-          <w:sz w:val="24"/>
-          <w:szCs w:val="28"/>
-        </w:rPr>
-        <w:t>현장</w:t>
-      </w:r>
-      <w:r>
-        <w:rPr>
-          <w:rFonts w:hint="eastAsia"/>
-          <w:sz w:val="24"/>
-          <w:szCs w:val="28"/>
-        </w:rPr>
-        <w:t xml:space="preserve"> </w:t>
-      </w:r>
-      <w:proofErr w:type="gramStart"/>
-      <w:r>
-        <w:rPr>
-          <w:rFonts w:hint="eastAsia"/>
-          <w:sz w:val="24"/>
-          <w:szCs w:val="28"/>
-        </w:rPr>
-        <w:t>주</w:t>
-      </w:r>
-      <w:r>
-        <w:rPr>
-          <w:rFonts w:hint="eastAsia"/>
-          <w:sz w:val="24"/>
-          <w:szCs w:val="28"/>
-        </w:rPr>
-        <w:t>소</w:t>
-      </w:r>
-      <w:r>
-        <w:rPr>
-          <w:rFonts w:hint="eastAsia"/>
-          <w:sz w:val="24"/>
-          <w:szCs w:val="28"/>
-        </w:rPr>
-        <w:t xml:space="preserve"> </w:t>
-      </w:r>
-      <w:r>
-        <w:rPr>
-          <w:rFonts w:hint="eastAsia"/>
-          <w:sz w:val="24"/>
-          <w:szCs w:val="28"/>
-        </w:rPr>
-        <w:t>:</w:t>
-      </w:r>
-      <w:proofErr w:type="gramEnd"/>
-      <w:r>
-        <w:rPr>
-          <w:rFonts w:hint="eastAsia"/>
-          <w:sz w:val="24"/>
-          <w:szCs w:val="28"/>
-        </w:rPr>
-        <w:t xml:space="preserve"> </w:t>
-      </w:r>
-    </w:p>
-    <w:p>
-      <w:pPr>
-        <w:numPr>
-          <w:ilvl w:val="0"/>
-          <w:numId w:val="900"/>
-        </w:numPr>
-        <w:spacing w:line="300" w:lineRule="auto"/>
-        <w:contextualSpacing/>
-        <w:rPr>
-          <w:sz w:val="24"/>
-          <w:szCs w:val="28"/>
-        </w:rPr>
-      </w:pPr>
-      <w:r>
-        <w:rPr>
-          <w:rFonts w:hint="eastAsia"/>
-          <w:sz w:val="24"/>
-          <w:szCs w:val="28"/>
-        </w:rPr>
-        <w:t xml:space="preserve">전기차 충전기 운영 </w:t>
-      </w:r>
-      <w:proofErr w:type="gramStart"/>
-      <w:r>
-        <w:rPr>
-          <w:rFonts w:hint="eastAsia"/>
-          <w:sz w:val="24"/>
-          <w:szCs w:val="28"/>
-        </w:rPr>
-        <w:t>수량</w:t>
-      </w:r>
-      <w:r>
-        <w:rPr>
-          <w:rFonts w:hint="eastAsia"/>
-          <w:sz w:val="24"/>
-          <w:szCs w:val="28"/>
-        </w:rPr>
-        <w:t xml:space="preserve"> :</w:t>
-      </w:r>
-      <w:proofErr w:type="gramEnd"/>
-      <w:r>
-        <w:rPr>
-          <w:rFonts w:hint="eastAsia"/>
-          <w:sz w:val="24"/>
-          <w:szCs w:val="28"/>
-        </w:rPr>
-        <w:t xml:space="preserve"> </w:t>
-      </w:r>
-      <w:r>
-        <w:rPr>
-          <w:rFonts w:hint="eastAsia"/>
-          <w:sz w:val="24"/>
-          <w:szCs w:val="28"/>
-        </w:rPr>
-        <w:br/>
-      </w:r>
-      <w:r>
-        <w:rPr>
-          <w:rFonts w:hint="eastAsia"/>
-          <w:sz w:val="24"/>
-          <w:szCs w:val="28"/>
-        </w:rPr>
-        <w:t xml:space="preserve">- 7kW </w:t>
-      </w:r>
-      <w:proofErr w:type="spellStart"/>
-      <w:r>
-        <w:rPr>
-          <w:rFonts w:hint="eastAsia"/>
-          <w:sz w:val="24"/>
-          <w:szCs w:val="28"/>
-        </w:rPr>
-        <w:t>완속</w:t>
-      </w:r>
-      <w:proofErr w:type="spellEnd"/>
-      <w:r>
-        <w:rPr>
-          <w:rFonts w:hint="eastAsia"/>
-          <w:sz w:val="24"/>
-          <w:szCs w:val="28"/>
-        </w:rPr>
-        <w:t xml:space="preserve"> </w:t>
-      </w:r>
-      <w:proofErr w:type="gramStart"/>
-      <w:r>
-        <w:rPr>
-          <w:rFonts w:hint="eastAsia"/>
-          <w:sz w:val="24"/>
-          <w:szCs w:val="28"/>
-        </w:rPr>
-        <w:t>충전기 :</w:t>
-      </w:r>
-      <w:proofErr w:type="gramEnd"/>
-    </w:p>
-    <w:p>
-      <w:pPr>
-        <w:numPr>
-          <w:ilvl w:val="0"/>
-          <w:numId w:val="900"/>
-        </w:numPr>
-        <w:spacing w:line="300" w:lineRule="auto"/>
-        <w:contextualSpacing/>
-        <w:rPr>
-          <w:sz w:val="24"/>
-          <w:szCs w:val="28"/>
-        </w:rPr>
-      </w:pPr>
-      <w:r>
-        <w:rPr>
-          <w:rFonts w:hint="eastAsia"/>
-          <w:sz w:val="24"/>
-          <w:szCs w:val="28"/>
-        </w:rPr>
-        <w:t xml:space="preserve">운영 </w:t>
-      </w:r>
-      <w:proofErr w:type="gramStart"/>
-      <w:r>
-        <w:rPr>
-          <w:rFonts w:hint="eastAsia"/>
-          <w:sz w:val="24"/>
-          <w:szCs w:val="28"/>
-        </w:rPr>
-        <w:t>내용</w:t>
-      </w:r>
-      <w:r>
-        <w:rPr>
-          <w:rFonts w:hint="eastAsia"/>
-          <w:sz w:val="24"/>
-          <w:szCs w:val="28"/>
-        </w:rPr>
-        <w:t xml:space="preserve"> :</w:t>
-      </w:r>
-      <w:proofErr w:type="gramEnd"/>
-    </w:p>
-    <w:p>
-      <w:pPr>
-        <w:spacing w:line="300" w:lineRule="auto"/>
-        <w:ind w:left="800"/>
-        <w:contextualSpacing/>
-        <w:rPr>
-          <w:sz w:val="24"/>
-          <w:szCs w:val="28"/>
-        </w:rPr>
-      </w:pPr>
-    </w:p>
-    <w:tbl>
-      <w:tblPr>
-        <w:tblStyle w:val="10"/>
-        <w:tblW w:w="8460" w:type="dxa"/>
-        <w:tblInd w:w="560" w:type="dxa"/>
-        <w:tblLook w:val="04A0" w:firstRow="1" w:lastRow="0" w:firstColumn="1" w:lastColumn="0" w:noHBand="0" w:noVBand="1"/>
-      </w:tblPr>
-      <w:tblGrid>
-        <w:gridCol w:w="1692"/>
-        <w:gridCol w:w="1692"/>
-        <w:gridCol w:w="1692"/>
-        <w:gridCol w:w="1692"/>
-        <w:gridCol w:w="1692"/>
-      </w:tblGrid>
-      <w:tr>
-        <w:trPr>
-          <w:trHeight w:val="456"/>
-        </w:trPr>
-        <w:tc>
-          <w:tcPr>
-            <w:tcW w:w="1692" w:type="dxa"/>
-            <w:tcBorders>
-              <w:top w:val="single" w:sz="4" w:space="0" w:color="auto"/>
-              <w:left w:val="single" w:sz="4" w:space="0" w:color="auto"/>
-              <w:bottom w:val="single" w:sz="4" w:space="0" w:color="auto"/>
-              <w:right w:val="single" w:sz="4" w:space="0" w:color="auto"/>
-            </w:tcBorders>
-            <w:hideMark/>
-          </w:tcPr>
-          <w:p>
-            <w:pPr>
-              <w:spacing w:line="300" w:lineRule="auto"/>
-              <w:jc w:val="center"/>
-              <w:rPr>
-                <w:sz w:val="24"/>
-                <w:szCs w:val="28"/>
-              </w:rPr>
-            </w:pPr>
-            <w:r>
-              <w:rPr>
-                <w:rFonts w:hint="eastAsia"/>
-                <w:sz w:val="24"/>
-                <w:szCs w:val="28"/>
-              </w:rPr>
-              <w:t>세부위치</w:t>
-            </w:r>
-          </w:p>
-        </w:tc>
-        <w:tc>
-          <w:tcPr>
-            <w:tcW w:w="1692" w:type="dxa"/>
-            <w:tcBorders>
-              <w:top w:val="single" w:sz="4" w:space="0" w:color="auto"/>
-              <w:left w:val="single" w:sz="4" w:space="0" w:color="auto"/>
-              <w:bottom w:val="single" w:sz="4" w:space="0" w:color="auto"/>
-              <w:right w:val="single" w:sz="4" w:space="0" w:color="auto"/>
-            </w:tcBorders>
-            <w:hideMark/>
-          </w:tcPr>
-          <w:p>
-            <w:pPr>
-              <w:spacing w:line="300" w:lineRule="auto"/>
-              <w:jc w:val="center"/>
-              <w:rPr>
-                <w:sz w:val="24"/>
-                <w:szCs w:val="28"/>
-              </w:rPr>
-            </w:pPr>
-            <w:r>
-              <w:rPr>
-                <w:rFonts w:hint="eastAsia"/>
-                <w:sz w:val="24"/>
-                <w:szCs w:val="28"/>
-              </w:rPr>
-              <w:t>수량(기)</w:t>
-            </w:r>
-          </w:p>
-        </w:tc>
-        <w:tc>
-          <w:tcPr>
-            <w:tcW w:w="1692" w:type="dxa"/>
-            <w:tcBorders>
-              <w:top w:val="single" w:sz="4" w:space="0" w:color="auto"/>
-              <w:left w:val="single" w:sz="4" w:space="0" w:color="auto"/>
-              <w:bottom w:val="single" w:sz="4" w:space="0" w:color="auto"/>
-              <w:right w:val="single" w:sz="4" w:space="0" w:color="auto"/>
-            </w:tcBorders>
-          </w:tcPr>
-          <w:p>
-            <w:pPr>
-              <w:spacing w:line="300" w:lineRule="auto"/>
-              <w:jc w:val="center"/>
-              <w:rPr>
-                <w:sz w:val="24"/>
-                <w:szCs w:val="28"/>
-              </w:rPr>
-            </w:pPr>
-            <w:r>
-              <w:rPr>
-                <w:rFonts w:hint="eastAsia"/>
-                <w:sz w:val="24"/>
-                <w:szCs w:val="28"/>
-              </w:rPr>
-              <w:t>모델명</w:t>
-            </w:r>
-          </w:p>
-        </w:tc>
-        <w:tc>
-          <w:tcPr>
-            <w:tcW w:w="1692" w:type="dxa"/>
-            <w:tcBorders>
-              <w:top w:val="single" w:sz="4" w:space="0" w:color="auto"/>
-              <w:left w:val="single" w:sz="4" w:space="0" w:color="auto"/>
-              <w:bottom w:val="single" w:sz="4" w:space="0" w:color="auto"/>
-              <w:right w:val="single" w:sz="4" w:space="0" w:color="auto"/>
-            </w:tcBorders>
-            <w:hideMark/>
-          </w:tcPr>
-          <w:p>
-            <w:pPr>
-              <w:spacing w:line="300" w:lineRule="auto"/>
-              <w:jc w:val="center"/>
-              <w:rPr>
-                <w:sz w:val="24"/>
-                <w:szCs w:val="28"/>
-              </w:rPr>
-            </w:pPr>
-            <w:r>
-              <w:rPr>
-                <w:rFonts w:hint="eastAsia"/>
-                <w:sz w:val="24"/>
-                <w:szCs w:val="28"/>
-              </w:rPr>
-              <w:t>충전방식</w:t>
-            </w:r>
-          </w:p>
-        </w:tc>
-        <w:tc>
-          <w:tcPr>
-            <w:tcW w:w="1692" w:type="dxa"/>
-            <w:tcBorders>
-              <w:top w:val="single" w:sz="4" w:space="0" w:color="auto"/>
-              <w:left w:val="single" w:sz="4" w:space="0" w:color="auto"/>
-              <w:bottom w:val="single" w:sz="4" w:space="0" w:color="auto"/>
-              <w:right w:val="single" w:sz="4" w:space="0" w:color="auto"/>
-            </w:tcBorders>
-            <w:hideMark/>
-          </w:tcPr>
-          <w:p>
-            <w:pPr>
-              <w:spacing w:line="300" w:lineRule="auto"/>
-              <w:jc w:val="center"/>
-              <w:rPr>
-                <w:sz w:val="24"/>
-                <w:szCs w:val="28"/>
-              </w:rPr>
-            </w:pPr>
-            <w:r>
-              <w:rPr>
-                <w:rFonts w:hint="eastAsia"/>
-                <w:sz w:val="24"/>
-                <w:szCs w:val="28"/>
-              </w:rPr>
-              <w:t>비고</w:t>
-            </w:r>
-          </w:p>
-        </w:tc>
-      </w:tr>
-      <w:tr>
-        <w:trPr>
-          <w:trHeight w:val="389"/>
-        </w:trPr>
-        <w:tc>
-          <w:tcPr>
-            <w:tcW w:w="1692" w:type="dxa"/>
-            <w:tcBorders>
-              <w:top w:val="single" w:sz="4" w:space="0" w:color="auto"/>
-              <w:left w:val="single" w:sz="4" w:space="0" w:color="auto"/>
-              <w:bottom w:val="single" w:sz="4" w:space="0" w:color="auto"/>
-              <w:right w:val="single" w:sz="4" w:space="0" w:color="auto"/>
-            </w:tcBorders>
-            <w:hideMark/>
-          </w:tcPr>
-          <w:p>
-            <w:pPr>
-              <w:spacing w:line="300" w:lineRule="auto"/>
-              <w:jc w:val="center"/>
-            </w:pPr>
-            <w:r>
-              <w:rPr>
-                <w:rFonts w:hint="eastAsia"/>
-              </w:rPr>
-              <w:t>지하 1층</w:t>
-            </w:r>
-          </w:p>
-        </w:tc>
-        <w:tc>
-          <w:tcPr>
-            <w:tcW w:w="1692" w:type="dxa"/>
-            <w:tcBorders>
-              <w:top w:val="single" w:sz="4" w:space="0" w:color="auto"/>
-              <w:left w:val="single" w:sz="4" w:space="0" w:color="auto"/>
-              <w:bottom w:val="single" w:sz="4" w:space="0" w:color="auto"/>
-              <w:right w:val="single" w:sz="4" w:space="0" w:color="auto"/>
-            </w:tcBorders>
-            <w:hideMark/>
-          </w:tcPr>
-          <w:p>
-            <w:pPr>
-              <w:spacing w:line="300" w:lineRule="auto"/>
-              <w:jc w:val="center"/>
-            </w:pPr>
-            <w:r>
-              <w:rPr>
-                <w:rFonts w:hint="eastAsia"/>
-              </w:rPr>
-              <w:t>00</w:t>
-            </w:r>
-          </w:p>
-        </w:tc>
-        <w:tc>
-          <w:tcPr>
-            <w:tcW w:w="1692" w:type="dxa"/>
-            <w:tcBorders>
-              <w:top w:val="single" w:sz="4" w:space="0" w:color="auto"/>
-              <w:left w:val="single" w:sz="4" w:space="0" w:color="auto"/>
-              <w:bottom w:val="single" w:sz="4" w:space="0" w:color="auto"/>
-              <w:right w:val="single" w:sz="4" w:space="0" w:color="auto"/>
-            </w:tcBorders>
-          </w:tcPr>
-          <w:p>
-            <w:pPr>
-              <w:spacing w:line="300" w:lineRule="auto"/>
-              <w:jc w:val="center"/>
-            </w:pPr>
-          </w:p>
-        </w:tc>
-        <w:tc>
-          <w:tcPr>
-            <w:tcW w:w="1692" w:type="dxa"/>
-            <w:tcBorders>
-              <w:top w:val="single" w:sz="4" w:space="0" w:color="auto"/>
-              <w:left w:val="single" w:sz="4" w:space="0" w:color="auto"/>
-              <w:bottom w:val="single" w:sz="4" w:space="0" w:color="auto"/>
-              <w:right w:val="single" w:sz="4" w:space="0" w:color="auto"/>
-            </w:tcBorders>
-            <w:hideMark/>
-          </w:tcPr>
-          <w:p>
-            <w:pPr>
-              <w:spacing w:line="300" w:lineRule="auto"/>
-              <w:jc w:val="center"/>
-            </w:pPr>
-            <w:r>
-              <w:rPr>
-                <w:rFonts w:hint="eastAsia"/>
-              </w:rPr>
-              <w:t xml:space="preserve">7KW </w:t>
-            </w:r>
-            <w:proofErr w:type="spellStart"/>
-            <w:r>
-              <w:rPr>
-                <w:rFonts w:hint="eastAsia"/>
-              </w:rPr>
-              <w:t>완속</w:t>
-            </w:r>
-            <w:proofErr w:type="spellEnd"/>
-          </w:p>
-        </w:tc>
-        <w:tc>
-          <w:tcPr>
-            <w:tcW w:w="1692" w:type="dxa"/>
-            <w:tcBorders>
-              <w:top w:val="single" w:sz="4" w:space="0" w:color="auto"/>
-              <w:left w:val="single" w:sz="4" w:space="0" w:color="auto"/>
-              <w:bottom w:val="single" w:sz="4" w:space="0" w:color="auto"/>
-              <w:right w:val="single" w:sz="4" w:space="0" w:color="auto"/>
-            </w:tcBorders>
-            <w:hideMark/>
-          </w:tcPr>
-          <w:p>
-            <w:pPr>
-              <w:spacing w:line="300" w:lineRule="auto"/>
-              <w:jc w:val="center"/>
-            </w:pPr>
-            <w:r>
-              <w:rPr>
-                <w:rFonts w:hint="eastAsia"/>
-              </w:rPr>
-              <w:t>모자분리/수전</w:t>
-            </w:r>
-          </w:p>
-        </w:tc>
-      </w:tr>
-      <w:tr>
-        <w:trPr>
-          <w:trHeight w:val="376"/>
-        </w:trPr>
-        <w:tc>
-          <w:tcPr>
-            <w:tcW w:w="1692" w:type="dxa"/>
-            <w:tcBorders>
-              <w:top w:val="single" w:sz="4" w:space="0" w:color="auto"/>
-              <w:left w:val="single" w:sz="4" w:space="0" w:color="auto"/>
-              <w:bottom w:val="single" w:sz="4" w:space="0" w:color="auto"/>
-              <w:right w:val="single" w:sz="4" w:space="0" w:color="auto"/>
-            </w:tcBorders>
-            <w:hideMark/>
-          </w:tcPr>
-          <w:p>
-            <w:pPr>
-              <w:spacing w:line="300" w:lineRule="auto"/>
-              <w:jc w:val="center"/>
-            </w:pPr>
-            <w:r>
-              <w:rPr>
-                <w:rFonts w:hint="eastAsia"/>
-              </w:rPr>
-              <w:t>지하 2층</w:t>
-            </w:r>
-          </w:p>
-        </w:tc>
-        <w:tc>
-          <w:tcPr>
-            <w:tcW w:w="1692" w:type="dxa"/>
-            <w:tcBorders>
-              <w:top w:val="single" w:sz="4" w:space="0" w:color="auto"/>
-              <w:left w:val="single" w:sz="4" w:space="0" w:color="auto"/>
-              <w:bottom w:val="single" w:sz="4" w:space="0" w:color="auto"/>
-              <w:right w:val="single" w:sz="4" w:space="0" w:color="auto"/>
-            </w:tcBorders>
-            <w:hideMark/>
-          </w:tcPr>
-          <w:p>
-            <w:pPr>
-              <w:spacing w:line="300" w:lineRule="auto"/>
-              <w:jc w:val="center"/>
-            </w:pPr>
-            <w:r>
-              <w:rPr>
-                <w:rFonts w:hint="eastAsia"/>
-              </w:rPr>
-              <w:t>00</w:t>
-            </w:r>
-          </w:p>
-        </w:tc>
-        <w:tc>
-          <w:tcPr>
-            <w:tcW w:w="1692" w:type="dxa"/>
-            <w:tcBorders>
-              <w:top w:val="single" w:sz="4" w:space="0" w:color="auto"/>
-              <w:left w:val="single" w:sz="4" w:space="0" w:color="auto"/>
-              <w:bottom w:val="single" w:sz="4" w:space="0" w:color="auto"/>
-              <w:right w:val="single" w:sz="4" w:space="0" w:color="auto"/>
-            </w:tcBorders>
-          </w:tcPr>
-          <w:p>
-            <w:pPr>
-              <w:spacing w:line="300" w:lineRule="auto"/>
-              <w:jc w:val="center"/>
-              <w:rPr>
-                <w:kern w:val="0"/>
-              </w:rPr>
-            </w:pPr>
-          </w:p>
-        </w:tc>
-        <w:tc>
-          <w:tcPr>
-            <w:tcW w:w="1692" w:type="dxa"/>
-            <w:tcBorders>
-              <w:top w:val="single" w:sz="4" w:space="0" w:color="auto"/>
-              <w:left w:val="single" w:sz="4" w:space="0" w:color="auto"/>
-              <w:bottom w:val="single" w:sz="4" w:space="0" w:color="auto"/>
-              <w:right w:val="single" w:sz="4" w:space="0" w:color="auto"/>
-            </w:tcBorders>
-            <w:hideMark/>
-          </w:tcPr>
-          <w:p>
-            <w:pPr>
-              <w:spacing w:line="300" w:lineRule="auto"/>
-              <w:jc w:val="center"/>
-              <w:rPr>
-                <w:kern w:val="0"/>
-              </w:rPr>
-            </w:pPr>
-            <w:r>
-              <w:rPr>
-                <w:rFonts w:hint="eastAsia"/>
-                <w:kern w:val="0"/>
-              </w:rPr>
-              <w:t xml:space="preserve">7KW </w:t>
-            </w:r>
-            <w:proofErr w:type="spellStart"/>
-            <w:r>
-              <w:rPr>
-                <w:rFonts w:hint="eastAsia"/>
-                <w:kern w:val="0"/>
-              </w:rPr>
-              <w:t>완속</w:t>
-            </w:r>
-            <w:proofErr w:type="spellEnd"/>
-          </w:p>
-        </w:tc>
-        <w:tc>
-          <w:tcPr>
-            <w:tcW w:w="1692" w:type="dxa"/>
-            <w:tcBorders>
-              <w:top w:val="single" w:sz="4" w:space="0" w:color="auto"/>
-              <w:left w:val="single" w:sz="4" w:space="0" w:color="auto"/>
-              <w:bottom w:val="single" w:sz="4" w:space="0" w:color="auto"/>
-              <w:right w:val="single" w:sz="4" w:space="0" w:color="auto"/>
-            </w:tcBorders>
-            <w:hideMark/>
-          </w:tcPr>
-          <w:p>
-            <w:pPr>
-              <w:spacing w:line="300" w:lineRule="auto"/>
-              <w:jc w:val="center"/>
-            </w:pPr>
-            <w:r>
-              <w:rPr>
-                <w:rFonts w:hint="eastAsia"/>
-              </w:rPr>
-              <w:t>모자분리/수전</w:t>
-            </w:r>
-          </w:p>
-        </w:tc>
-      </w:tr>
-      <w:tr>
-        <w:trPr>
-          <w:trHeight w:val="389"/>
-        </w:trPr>
-        <w:tc>
-          <w:tcPr>
-            <w:tcW w:w="1692" w:type="dxa"/>
-            <w:tcBorders>
-              <w:top w:val="single" w:sz="4" w:space="0" w:color="auto"/>
-              <w:left w:val="single" w:sz="4" w:space="0" w:color="auto"/>
-              <w:bottom w:val="single" w:sz="4" w:space="0" w:color="auto"/>
-              <w:right w:val="single" w:sz="4" w:space="0" w:color="auto"/>
-            </w:tcBorders>
-          </w:tcPr>
-          <w:p>
-            <w:pPr>
-              <w:spacing w:line="300" w:lineRule="auto"/>
-              <w:jc w:val="center"/>
-            </w:pPr>
-          </w:p>
-        </w:tc>
-        <w:tc>
-          <w:tcPr>
-            <w:tcW w:w="1692" w:type="dxa"/>
-            <w:tcBorders>
-              <w:top w:val="single" w:sz="4" w:space="0" w:color="auto"/>
-              <w:left w:val="single" w:sz="4" w:space="0" w:color="auto"/>
-              <w:bottom w:val="single" w:sz="4" w:space="0" w:color="auto"/>
-              <w:right w:val="single" w:sz="4" w:space="0" w:color="auto"/>
-            </w:tcBorders>
-          </w:tcPr>
-          <w:p>
-            <w:pPr>
-              <w:spacing w:line="300" w:lineRule="auto"/>
-              <w:jc w:val="center"/>
-            </w:pPr>
-          </w:p>
-        </w:tc>
-        <w:tc>
-          <w:tcPr>
-            <w:tcW w:w="1692" w:type="dxa"/>
-            <w:tcBorders>
-              <w:top w:val="single" w:sz="4" w:space="0" w:color="auto"/>
-              <w:left w:val="single" w:sz="4" w:space="0" w:color="auto"/>
-              <w:bottom w:val="single" w:sz="4" w:space="0" w:color="auto"/>
-              <w:right w:val="single" w:sz="4" w:space="0" w:color="auto"/>
-            </w:tcBorders>
-          </w:tcPr>
-          <w:p>
-            <w:pPr>
-              <w:spacing w:line="300" w:lineRule="auto"/>
-              <w:jc w:val="center"/>
-              <w:rPr>
-                <w:kern w:val="0"/>
-              </w:rPr>
-            </w:pPr>
-          </w:p>
-        </w:tc>
-        <w:tc>
-          <w:tcPr>
-            <w:tcW w:w="1692" w:type="dxa"/>
-            <w:tcBorders>
-              <w:top w:val="single" w:sz="4" w:space="0" w:color="auto"/>
-              <w:left w:val="single" w:sz="4" w:space="0" w:color="auto"/>
-              <w:bottom w:val="single" w:sz="4" w:space="0" w:color="auto"/>
-              <w:right w:val="single" w:sz="4" w:space="0" w:color="auto"/>
-            </w:tcBorders>
-          </w:tcPr>
-          <w:p>
-            <w:pPr>
-              <w:spacing w:line="300" w:lineRule="auto"/>
-              <w:jc w:val="center"/>
-              <w:rPr>
-                <w:kern w:val="0"/>
-              </w:rPr>
-            </w:pPr>
-          </w:p>
-        </w:tc>
-        <w:tc>
-          <w:tcPr>
-            <w:tcW w:w="1692" w:type="dxa"/>
-            <w:tcBorders>
-              <w:top w:val="single" w:sz="4" w:space="0" w:color="auto"/>
-              <w:left w:val="single" w:sz="4" w:space="0" w:color="auto"/>
-              <w:bottom w:val="single" w:sz="4" w:space="0" w:color="auto"/>
-              <w:right w:val="single" w:sz="4" w:space="0" w:color="auto"/>
-            </w:tcBorders>
-          </w:tcPr>
-          <w:p>
-            <w:pPr>
-              <w:spacing w:line="300" w:lineRule="auto"/>
-              <w:jc w:val="center"/>
-            </w:pPr>
-          </w:p>
-        </w:tc>
-      </w:tr>
-      <w:tr>
-        <w:trPr>
-          <w:trHeight w:val="376"/>
-        </w:trPr>
-        <w:tc>
-          <w:tcPr>
-            <w:tcW w:w="1692" w:type="dxa"/>
-            <w:tcBorders>
-              <w:top w:val="single" w:sz="4" w:space="0" w:color="auto"/>
-              <w:left w:val="single" w:sz="4" w:space="0" w:color="auto"/>
-              <w:bottom w:val="single" w:sz="4" w:space="0" w:color="auto"/>
-              <w:right w:val="single" w:sz="4" w:space="0" w:color="auto"/>
-            </w:tcBorders>
-          </w:tcPr>
-          <w:p>
-            <w:pPr>
-              <w:spacing w:line="300" w:lineRule="auto"/>
-              <w:jc w:val="center"/>
-            </w:pPr>
-          </w:p>
-        </w:tc>
-        <w:tc>
-          <w:tcPr>
-            <w:tcW w:w="1692" w:type="dxa"/>
-            <w:tcBorders>
-              <w:top w:val="single" w:sz="4" w:space="0" w:color="auto"/>
-              <w:left w:val="single" w:sz="4" w:space="0" w:color="auto"/>
-              <w:bottom w:val="single" w:sz="4" w:space="0" w:color="auto"/>
-              <w:right w:val="single" w:sz="4" w:space="0" w:color="auto"/>
-            </w:tcBorders>
-          </w:tcPr>
-          <w:p>
-            <w:pPr>
-              <w:spacing w:line="300" w:lineRule="auto"/>
-              <w:jc w:val="center"/>
-            </w:pPr>
-          </w:p>
-        </w:tc>
-        <w:tc>
-          <w:tcPr>
-            <w:tcW w:w="1692" w:type="dxa"/>
-            <w:tcBorders>
-              <w:top w:val="single" w:sz="4" w:space="0" w:color="auto"/>
-              <w:left w:val="single" w:sz="4" w:space="0" w:color="auto"/>
-              <w:bottom w:val="single" w:sz="4" w:space="0" w:color="auto"/>
-              <w:right w:val="single" w:sz="4" w:space="0" w:color="auto"/>
-            </w:tcBorders>
-          </w:tcPr>
-          <w:p>
-            <w:pPr>
-              <w:spacing w:line="300" w:lineRule="auto"/>
-              <w:jc w:val="center"/>
-              <w:rPr>
-                <w:kern w:val="0"/>
-              </w:rPr>
-            </w:pPr>
-          </w:p>
-        </w:tc>
-        <w:tc>
-          <w:tcPr>
-            <w:tcW w:w="1692" w:type="dxa"/>
-            <w:tcBorders>
-              <w:top w:val="single" w:sz="4" w:space="0" w:color="auto"/>
-              <w:left w:val="single" w:sz="4" w:space="0" w:color="auto"/>
-              <w:bottom w:val="single" w:sz="4" w:space="0" w:color="auto"/>
-              <w:right w:val="single" w:sz="4" w:space="0" w:color="auto"/>
-            </w:tcBorders>
-          </w:tcPr>
-          <w:p>
-            <w:pPr>
-              <w:spacing w:line="300" w:lineRule="auto"/>
-              <w:jc w:val="center"/>
-              <w:rPr>
-                <w:kern w:val="0"/>
-              </w:rPr>
-            </w:pPr>
-          </w:p>
-        </w:tc>
-        <w:tc>
-          <w:tcPr>
-            <w:tcW w:w="1692" w:type="dxa"/>
-            <w:tcBorders>
-              <w:top w:val="single" w:sz="4" w:space="0" w:color="auto"/>
-              <w:left w:val="single" w:sz="4" w:space="0" w:color="auto"/>
-              <w:bottom w:val="single" w:sz="4" w:space="0" w:color="auto"/>
-              <w:right w:val="single" w:sz="4" w:space="0" w:color="auto"/>
-            </w:tcBorders>
-          </w:tcPr>
-          <w:p>
-            <w:pPr>
-              <w:spacing w:line="300" w:lineRule="auto"/>
-              <w:jc w:val="center"/>
-            </w:pPr>
-          </w:p>
-        </w:tc>
-      </w:tr>
-    </w:tbl>
-    <w:p>
-      <w:pPr>
-        <w:spacing w:after="160" w:line="300" w:lineRule="auto"/>
-        <w:rPr>
-          <w:sz w:val="24"/>
-          <w:szCs w:val="28"/>
-        </w:rPr>
-      </w:pPr>
-    </w:p>
-    <w:p>
-      <w:pPr>
-        <w:spacing w:after="160" w:line="300" w:lineRule="auto"/>
-        <w:rPr>
-          <w:sz w:val="24"/>
-          <w:szCs w:val="28"/>
-        </w:rPr>
-      </w:pPr>
-      <w:r>
-        <w:rPr>
-          <w:sz w:val="24"/>
-          <w:szCs w:val="28"/>
-        </w:rPr>
-        <w:t>“</w:t>
-      </w:r>
-      <w:r>
-        <w:rPr>
-          <w:rFonts w:hint="eastAsia"/>
-          <w:sz w:val="24"/>
-          <w:szCs w:val="28"/>
-        </w:rPr>
-        <w:t>전기자동차 충전시설 구축 및 운영서비스 계약서</w:t>
-      </w:r>
-      <w:r>
-        <w:rPr>
-          <w:sz w:val="24"/>
-          <w:szCs w:val="28"/>
-        </w:rPr>
-        <w:t>”</w:t>
-      </w:r>
-      <w:proofErr w:type="spellStart"/>
-      <w:r>
-        <w:rPr>
-          <w:rFonts w:hint="eastAsia"/>
-          <w:sz w:val="24"/>
-          <w:szCs w:val="28"/>
-        </w:rPr>
-        <w:t>에</w:t>
-      </w:r>
-      <w:proofErr w:type="spellEnd"/>
-      <w:r>
-        <w:rPr>
-          <w:rFonts w:hint="eastAsia"/>
-          <w:sz w:val="24"/>
-          <w:szCs w:val="28"/>
-        </w:rPr>
-        <w:t xml:space="preserve"> 의거하여 전기차 충전기를 아래 일자에 시운전을 완료하였습니다.</w:t>
-      </w:r>
-    </w:p>
-    <w:p>
-      <w:pPr>
-        <w:spacing w:after="160" w:line="300" w:lineRule="auto"/>
-        <w:jc w:val="center"/>
-        <w:rPr>
-          <w:sz w:val="24"/>
-          <w:szCs w:val="28"/>
-        </w:rPr>
-      </w:pPr>
-    </w:p>
-    <w:p>
-      <w:pPr>
-        <w:spacing w:after="160" w:line="300" w:lineRule="auto"/>
-        <w:jc w:val="center"/>
-        <w:rPr>
-          <w:sz w:val="24"/>
-          <w:szCs w:val="28"/>
-        </w:rPr>
-      </w:pPr>
-      <w:r>
-        <w:rPr>
-          <w:rFonts w:hint="eastAsia"/>
-          <w:sz w:val="24"/>
-          <w:szCs w:val="28"/>
-        </w:rPr>
-        <w:t>YYYY년 MM월 DD일</w:t>
-      </w:r>
-    </w:p>
-    <w:p>
-      <w:pPr>
-        <w:spacing w:after="160" w:line="300" w:lineRule="auto"/>
-        <w:ind w:left="4000" w:firstLine="800"/>
-        <w:jc w:val="left"/>
-        <w:rPr>
-          <w:b/>
-          <w:bCs/>
-          <w:sz w:val="24"/>
-          <w:szCs w:val="28"/>
-        </w:rPr>
-      </w:pPr>
-      <w:r>
-        <w:rPr>
-          <w:rFonts w:hint="eastAsia"/>
-          <w:b/>
-          <w:bCs/>
-          <w:sz w:val="24"/>
-          <w:szCs w:val="28"/>
-        </w:rPr>
-        <w:t>부 지 제 공 자</w:t>
-      </w:r>
-    </w:p>
-    <w:p>
-      <w:pPr>
-        <w:spacing w:after="160" w:line="300" w:lineRule="auto"/>
-        <w:ind w:left="4000" w:firstLine="800"/>
-        <w:jc w:val="left"/>
-        <w:rPr>
-          <w:b/>
-          <w:bCs/>
-          <w:sz w:val="24"/>
-          <w:szCs w:val="28"/>
-        </w:rPr>
-      </w:pPr>
-      <w:proofErr w:type="gramStart"/>
-      <w:r>
-        <w:rPr>
-          <w:rFonts w:hint="eastAsia"/>
-          <w:b/>
-          <w:bCs/>
-          <w:sz w:val="24"/>
-          <w:szCs w:val="28"/>
-        </w:rPr>
-        <w:t>주소 :</w:t>
-      </w:r>
-      <w:proofErr w:type="gramEnd"/>
-      <w:r>
-        <w:rPr>
-          <w:rFonts w:hint="eastAsia"/>
-          <w:b/>
-          <w:bCs/>
-          <w:sz w:val="24"/>
-          <w:szCs w:val="28"/>
-        </w:rPr>
-        <w:t xml:space="preserve"> </w:t>
-      </w:r>
-    </w:p>
-    <w:p>
-      <w:pPr>
-        <w:spacing w:after="160" w:line="300" w:lineRule="auto"/>
-        <w:ind w:left="4000" w:firstLine="800"/>
-        <w:jc w:val="left"/>
-        <w:rPr>
-          <w:b/>
-          <w:bCs/>
-          <w:sz w:val="24"/>
-          <w:szCs w:val="28"/>
-        </w:rPr>
-      </w:pPr>
-      <w:proofErr w:type="gramStart"/>
-      <w:r>
-        <w:rPr>
-          <w:rFonts w:hint="eastAsia"/>
-          <w:b/>
-          <w:bCs/>
-          <w:sz w:val="24"/>
-          <w:szCs w:val="28"/>
-        </w:rPr>
-        <w:t>상호 :</w:t>
-      </w:r>
-      <w:proofErr w:type="gramEnd"/>
-      <w:r>
-        <w:rPr>
-          <w:rFonts w:hint="eastAsia"/>
-          <w:b/>
-          <w:bCs/>
-          <w:sz w:val="24"/>
-          <w:szCs w:val="28"/>
-        </w:rPr>
-        <w:t xml:space="preserve"> </w:t>
-      </w:r>
-    </w:p>
-    <w:p>
-      <w:pPr>
-        <w:spacing w:after="160" w:line="300" w:lineRule="auto"/>
-        <w:ind w:left="4000" w:firstLine="800"/>
-        <w:jc w:val="left"/>
-        <w:rPr>
-          <w:b/>
-          <w:bCs/>
-          <w:kern w:val="0"/>
-          <w:sz w:val="24"/>
-          <w:szCs w:val="28"/>
-        </w:rPr>
-      </w:pPr>
-      <w:proofErr w:type="gramStart"/>
-      <w:r>
-        <w:rPr>
-          <w:rFonts w:hint="eastAsia"/>
-          <w:b/>
-          <w:bCs/>
-          <w:kern w:val="0"/>
-          <w:sz w:val="24"/>
-          <w:szCs w:val="28"/>
-        </w:rPr>
-        <w:t>대표자 :</w:t>
-      </w:r>
-      <w:proofErr w:type="gramEnd"/>
-      <w:r>
-        <w:rPr>
-          <w:rFonts w:hint="eastAsia"/>
-          <w:b/>
-          <w:bCs/>
-          <w:kern w:val="0"/>
-          <w:sz w:val="24"/>
-          <w:szCs w:val="28"/>
-        </w:rPr>
-        <w:tab/>
-      </w:r>
-      <w:r>
-        <w:rPr>
-          <w:rFonts w:hint="eastAsia"/>
-          <w:b/>
-          <w:bCs/>
-          <w:kern w:val="0"/>
-          <w:sz w:val="24"/>
-          <w:szCs w:val="28"/>
-        </w:rPr>
-        <w:tab/>
-      </w:r>
-      <w:r>
-        <w:rPr>
-          <w:rFonts w:hint="eastAsia"/>
-          <w:b/>
-          <w:bCs/>
-          <w:kern w:val="0"/>
-          <w:sz w:val="24"/>
-          <w:szCs w:val="28"/>
-        </w:rPr>
-        <w:tab/>
-        <w:t>(인)</w:t>
-      </w:r>
     </w:p>
     <w:p>
       <w:r>
